--- a/Toy_Instructions/Bubble/Playday_Bubble_Blower_Fan/Working_Documents/Playday_Bubble_Blower_Fan_Maker_Guide.docx
+++ b/Toy_Instructions/Bubble/Playday_Bubble_Blower_Fan/Working_Documents/Playday_Bubble_Blower_Fan_Maker_Guide.docx
@@ -539,6 +539,46 @@
               <w:t>8 cm of Wire</w:t>
             </w:r>
           </w:p>
+          <w:p>
+            <w:pPr>
+              <w:rPr>
+                <w:sz w:val="24"/>
+                <w:szCs w:val="24"/>
+              </w:rPr>
+            </w:pPr>
+          </w:p>
+          <w:p>
+            <w:pPr>
+              <w:rPr>
+                <w:sz w:val="28"/>
+                <w:szCs w:val="28"/>
+              </w:rPr>
+            </w:pPr>
+            <w:r>
+              <w:rPr>
+                <w:sz w:val="24"/>
+                <w:szCs w:val="24"/>
+              </w:rPr>
+              <w:t xml:space="preserve">Refer to the </w:t>
+            </w:r>
+            <w:hyperlink r:id="rId12" w:history="1">
+              <w:r>
+                <w:rPr>
+                  <w:rStyle w:val="Hyperlink"/>
+                  <w:sz w:val="24"/>
+                  <w:szCs w:val="24"/>
+                </w:rPr>
+                <w:t>Tool and Component List</w:t>
+              </w:r>
+            </w:hyperlink>
+            <w:r>
+              <w:rPr>
+                <w:sz w:val="24"/>
+                <w:szCs w:val="24"/>
+              </w:rPr>
+              <w:t xml:space="preserve"> for purchasing details.</w:t>
+            </w:r>
+          </w:p>
           <w:p/>
           <w:p/>
           <w:p/>
@@ -791,7 +831,7 @@
                                 </pic:cNvPicPr>
                               </pic:nvPicPr>
                               <pic:blipFill>
-                                <a:blip r:embed="rId12" cstate="print">
+                                <a:blip r:embed="rId13" cstate="print">
                                   <a:extLst>
                                     <a:ext uri="{28A0092B-C50C-407E-A947-70E740481C1C}">
                                       <a14:useLocalDpi xmlns:a14="http://schemas.microsoft.com/office/drawing/2010/main" val="0"/>
@@ -1051,7 +1091,7 @@
                         <o:lock v:ext="edit" aspectratio="t"/>
                       </v:shapetype>
                       <v:shape id="Picture 7" o:spid="_x0000_s1027" type="#_x0000_t75" style="position:absolute;left:-12764;top:12558;width:59435;height:33376;rotation:90;visibility:visible;mso-wrap-style:square" o:gfxdata="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">
-                        <v:imagedata r:id="rId13" o:title=""/>
+                        <v:imagedata r:id="rId14" o:title=""/>
                       </v:shape>
                       <v:oval id="Oval 8" o:spid="_x0000_s1028" style="position:absolute;left:23202;top:7429;width:4496;height:4724;visibility:visible;mso-wrap-style:square;v-text-anchor:middle" o:gfxdata="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" filled="f" strokecolor="red" strokeweight="3.5pt">
                         <v:stroke joinstyle="miter"/>
@@ -1206,7 +1246,7 @@
                 <w:szCs w:val="24"/>
               </w:rPr>
               <w:drawing>
-                <wp:inline distT="0" distB="0" distL="0" distR="0" wp14:anchorId="2973D749" wp14:editId="625F9EEC">
+                <wp:inline distT="0" distB="0" distL="0" distR="0" wp14:anchorId="2973D749" wp14:editId="4793DBCC">
                   <wp:extent cx="3710940" cy="1849120"/>
                   <wp:effectExtent l="0" t="2540" r="1270" b="1270"/>
                   <wp:docPr id="46" name="Picture 46"/>
@@ -1223,7 +1263,7 @@
                           </pic:cNvPicPr>
                         </pic:nvPicPr>
                         <pic:blipFill rotWithShape="1">
-                          <a:blip r:embed="rId14" cstate="print">
+                          <a:blip r:embed="rId15" cstate="print">
                             <a:extLst>
                               <a:ext uri="{28A0092B-C50C-407E-A947-70E740481C1C}">
                                 <a14:useLocalDpi xmlns:a14="http://schemas.microsoft.com/office/drawing/2010/main" val="0"/>
@@ -1274,7 +1314,7 @@
                           </pic:cNvPicPr>
                         </pic:nvPicPr>
                         <pic:blipFill>
-                          <a:blip r:embed="rId15" cstate="print">
+                          <a:blip r:embed="rId16" cstate="print">
                             <a:extLst>
                               <a:ext uri="{28A0092B-C50C-407E-A947-70E740481C1C}">
                                 <a14:useLocalDpi xmlns:a14="http://schemas.microsoft.com/office/drawing/2010/main" val="0"/>
@@ -1452,7 +1492,7 @@
                                 </pic:cNvPicPr>
                               </pic:nvPicPr>
                               <pic:blipFill rotWithShape="1">
-                                <a:blip r:embed="rId16" cstate="print">
+                                <a:blip r:embed="rId17" cstate="print">
                                   <a:extLst>
                                     <a:ext uri="{28A0092B-C50C-407E-A947-70E740481C1C}">
                                       <a14:useLocalDpi xmlns:a14="http://schemas.microsoft.com/office/drawing/2010/main" val="0"/>
@@ -1573,7 +1613,7 @@
                   <w:pict>
                     <v:group w14:anchorId="582C02AB" id="Group 36" o:spid="_x0000_s1026" style="width:91.1pt;height:176.25pt;mso-position-horizontal-relative:char;mso-position-vertical-relative:line" coordorigin="" coordsize="11569,22383" o:gfxdata="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">
                       <v:shape id="Picture 37" o:spid="_x0000_s1027" type="#_x0000_t75" style="position:absolute;left:-5407;top:5407;width:22383;height:11569;rotation:90;visibility:visible;mso-wrap-style:square" o:gfxdata="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">
-                        <v:imagedata r:id="rId17" o:title="" croptop="-1025f" cropbottom="20096f" cropleft="14485f" cropright="600f"/>
+                        <v:imagedata r:id="rId18" o:title="" croptop="-1025f" cropbottom="20096f" cropleft="14485f" cropright="600f"/>
                       </v:shape>
                       <v:oval id="Oval 38" o:spid="_x0000_s1028" style="position:absolute;left:5397;top:10485;width:2484;height:2200;visibility:visible;mso-wrap-style:square;v-text-anchor:middle" o:gfxdata="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" filled="f" strokecolor="red" strokeweight="3.5pt">
                         <v:stroke joinstyle="miter"/>
@@ -1827,7 +1867,7 @@
                           </pic:cNvPicPr>
                         </pic:nvPicPr>
                         <pic:blipFill>
-                          <a:blip r:embed="rId18" cstate="print">
+                          <a:blip r:embed="rId19" cstate="print">
                             <a:extLst>
                               <a:ext uri="{28A0092B-C50C-407E-A947-70E740481C1C}">
                                 <a14:useLocalDpi xmlns:a14="http://schemas.microsoft.com/office/drawing/2010/main" val="0"/>
@@ -1979,7 +2019,7 @@
                           <pic:cNvPicPr/>
                         </pic:nvPicPr>
                         <pic:blipFill>
-                          <a:blip r:embed="rId19">
+                          <a:blip r:embed="rId20">
                             <a:extLst>
                               <a:ext uri="{28A0092B-C50C-407E-A947-70E740481C1C}">
                                 <a14:useLocalDpi xmlns:a14="http://schemas.microsoft.com/office/drawing/2010/main" val="0"/>
@@ -2181,7 +2221,7 @@
                           </pic:cNvPicPr>
                         </pic:nvPicPr>
                         <pic:blipFill>
-                          <a:blip r:embed="rId20">
+                          <a:blip r:embed="rId21">
                             <a:extLst>
                               <a:ext uri="{28A0092B-C50C-407E-A947-70E740481C1C}">
                                 <a14:useLocalDpi xmlns:a14="http://schemas.microsoft.com/office/drawing/2010/main" val="0"/>
@@ -2232,7 +2272,7 @@
                           </pic:cNvPicPr>
                         </pic:nvPicPr>
                         <pic:blipFill>
-                          <a:blip r:embed="rId21">
+                          <a:blip r:embed="rId22">
                             <a:extLst>
                               <a:ext uri="{28A0092B-C50C-407E-A947-70E740481C1C}">
                                 <a14:useLocalDpi xmlns:a14="http://schemas.microsoft.com/office/drawing/2010/main" val="0"/>
@@ -2301,7 +2341,7 @@
                           <pic:cNvPicPr/>
                         </pic:nvPicPr>
                         <pic:blipFill>
-                          <a:blip r:embed="rId22">
+                          <a:blip r:embed="rId23">
                             <a:extLst>
                               <a:ext uri="{28A0092B-C50C-407E-A947-70E740481C1C}">
                                 <a14:useLocalDpi xmlns:a14="http://schemas.microsoft.com/office/drawing/2010/main" val="0"/>
@@ -2493,7 +2533,7 @@
                           </pic:cNvPicPr>
                         </pic:nvPicPr>
                         <pic:blipFill>
-                          <a:blip r:embed="rId23" cstate="print">
+                          <a:blip r:embed="rId24" cstate="print">
                             <a:extLst>
                               <a:ext uri="{28A0092B-C50C-407E-A947-70E740481C1C}">
                                 <a14:useLocalDpi xmlns:a14="http://schemas.microsoft.com/office/drawing/2010/main" val="0"/>
@@ -2618,7 +2658,7 @@
                           </pic:cNvPicPr>
                         </pic:nvPicPr>
                         <pic:blipFill rotWithShape="1">
-                          <a:blip r:embed="rId24" cstate="print">
+                          <a:blip r:embed="rId25" cstate="print">
                             <a:extLst>
                               <a:ext uri="{28A0092B-C50C-407E-A947-70E740481C1C}">
                                 <a14:useLocalDpi xmlns:a14="http://schemas.microsoft.com/office/drawing/2010/main" val="0"/>
@@ -2752,7 +2792,7 @@
                           </pic:cNvPicPr>
                         </pic:nvPicPr>
                         <pic:blipFill rotWithShape="1">
-                          <a:blip r:embed="rId25">
+                          <a:blip r:embed="rId26">
                             <a:extLst>
                               <a:ext uri="{28A0092B-C50C-407E-A947-70E740481C1C}">
                                 <a14:useLocalDpi xmlns:a14="http://schemas.microsoft.com/office/drawing/2010/main" val="0"/>
@@ -2889,7 +2929,7 @@
                           </pic:cNvPicPr>
                         </pic:nvPicPr>
                         <pic:blipFill rotWithShape="1">
-                          <a:blip r:embed="rId26" cstate="print">
+                          <a:blip r:embed="rId27" cstate="print">
                             <a:extLst>
                               <a:ext uri="{28A0092B-C50C-407E-A947-70E740481C1C}">
                                 <a14:useLocalDpi xmlns:a14="http://schemas.microsoft.com/office/drawing/2010/main" val="0"/>
@@ -2965,7 +3005,7 @@
             </w:r>
           </w:p>
           <w:p>
-            <w:hyperlink r:id="rId27" w:history="1">
+            <w:hyperlink r:id="rId28" w:history="1">
               <w:proofErr w:type="spellStart"/>
               <w:r>
                 <w:rPr>
@@ -3027,7 +3067,7 @@
                                 </pic:cNvPicPr>
                               </pic:nvPicPr>
                               <pic:blipFill>
-                                <a:blip r:embed="rId28"/>
+                                <a:blip r:embed="rId29"/>
                                 <a:stretch>
                                   <a:fillRect/>
                                 </a:stretch>
@@ -3159,7 +3199,7 @@
                         <v:path o:connecttype="none"/>
                       </v:shape>
                       <v:shape id="Picture 32" o:spid="_x0000_s1030" type="#_x0000_t75" style="position:absolute;width:18193;height:20193;visibility:visible;mso-wrap-style:square" o:gfxdata="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">
-                        <v:imagedata r:id="rId29" o:title=""/>
+                        <v:imagedata r:id="rId30" o:title=""/>
                       </v:shape>
                       <v:shape id="Text Box 2" o:spid="_x0000_s1031" type="#_x0000_t202" style="position:absolute;left:657;top:1038;width:4381;height:2476;visibility:visible;mso-wrap-style:square;v-text-anchor:top" o:gfxdata="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" filled="f" stroked="f">
                         <v:textbox>
@@ -3211,8 +3251,8 @@
     </w:tbl>
     <w:p/>
     <w:sectPr>
-      <w:headerReference w:type="default" r:id="rId30"/>
-      <w:footerReference w:type="default" r:id="rId31"/>
+      <w:headerReference w:type="default" r:id="rId31"/>
+      <w:footerReference w:type="default" r:id="rId32"/>
       <w:pgSz w:w="12240" w:h="15840"/>
       <w:pgMar w:top="1440" w:right="1440" w:bottom="1440" w:left="1440" w:header="720" w:footer="708" w:gutter="0"/>
       <w:cols w:space="708"/>
@@ -7425,6 +7465,10 @@
 </file>
 
 <file path=customXml/item1.xml><?xml version="1.0" encoding="utf-8"?>
+<b:Sources xmlns:b="http://schemas.openxmlformats.org/officeDocument/2006/bibliography" xmlns="http://schemas.openxmlformats.org/officeDocument/2006/bibliography" SelectedStyle="\APASixthEditionOfficeOnline.xsl" StyleName="APA" Version="6"/>
+</file>
+
+<file path=customXml/item2.xml><?xml version="1.0" encoding="utf-8"?>
 <ct:contentTypeSchema xmlns:ct="http://schemas.microsoft.com/office/2006/metadata/contentType" xmlns:ma="http://schemas.microsoft.com/office/2006/metadata/properties/metaAttributes" ct:_="" ma:_="" ma:contentTypeName="Document" ma:contentTypeID="0x010100456CAEA290209545A9F8681F83603874" ma:contentTypeVersion="16" ma:contentTypeDescription="Create a new document." ma:contentTypeScope="" ma:versionID="d27786a72e09a52c769a64d5f7eeaa24">
   <xsd:schema xmlns:xsd="http://www.w3.org/2001/XMLSchema" xmlns:xs="http://www.w3.org/2001/XMLSchema" xmlns:p="http://schemas.microsoft.com/office/2006/metadata/properties" xmlns:ns2="8cf100d1-0775-4feb-8634-62999c4541bc" xmlns:ns3="38b325e6-602c-452a-8617-173bf47082c5" targetNamespace="http://schemas.microsoft.com/office/2006/metadata/properties" ma:root="true" ma:fieldsID="03ae89856d271009074f70b56337b48d" ns2:_="" ns3:_="">
     <xsd:import namespace="8cf100d1-0775-4feb-8634-62999c4541bc"/>
@@ -7661,11 +7705,16 @@
 </ct:contentTypeSchema>
 </file>
 
-<file path=customXml/item2.xml><?xml version="1.0" encoding="utf-8"?>
-<b:Sources xmlns:b="http://schemas.openxmlformats.org/officeDocument/2006/bibliography" xmlns="http://schemas.openxmlformats.org/officeDocument/2006/bibliography" SelectedStyle="\APASixthEditionOfficeOnline.xsl" StyleName="APA" Version="6"/>
+<file path=customXml/item3.xml><?xml version="1.0" encoding="utf-8"?>
+<?mso-contentType ?>
+<FormTemplates xmlns="http://schemas.microsoft.com/sharepoint/v3/contenttype/forms">
+  <Display>DocumentLibraryForm</Display>
+  <Edit>DocumentLibraryForm</Edit>
+  <New>DocumentLibraryForm</New>
+</FormTemplates>
 </file>
 
-<file path=customXml/item3.xml><?xml version="1.0" encoding="utf-8"?>
+<file path=customXml/item4.xml><?xml version="1.0" encoding="utf-8"?>
 <p:properties xmlns:p="http://schemas.microsoft.com/office/2006/metadata/properties" xmlns:xsi="http://www.w3.org/2001/XMLSchema-instance" xmlns:pc="http://schemas.microsoft.com/office/infopath/2007/PartnerControls">
   <documentManagement>
     <TaxCatchAll xmlns="38b325e6-602c-452a-8617-173bf47082c5" xsi:nil="true"/>
@@ -7676,16 +7725,15 @@
 </p:properties>
 </file>
 
-<file path=customXml/item4.xml><?xml version="1.0" encoding="utf-8"?>
-<?mso-contentType ?>
-<FormTemplates xmlns="http://schemas.microsoft.com/sharepoint/v3/contenttype/forms">
-  <Display>DocumentLibraryForm</Display>
-  <Edit>DocumentLibraryForm</Edit>
-  <New>DocumentLibraryForm</New>
-</FormTemplates>
+<file path=customXml/itemProps1.xml><?xml version="1.0" encoding="utf-8"?>
+<ds:datastoreItem xmlns:ds="http://schemas.openxmlformats.org/officeDocument/2006/customXml" ds:itemID="{C438ADBA-56D5-474C-BF2C-97C24DDF66BD}">
+  <ds:schemaRefs>
+    <ds:schemaRef ds:uri="http://schemas.openxmlformats.org/officeDocument/2006/bibliography"/>
+  </ds:schemaRefs>
+</ds:datastoreItem>
 </file>
 
-<file path=customXml/itemProps1.xml><?xml version="1.0" encoding="utf-8"?>
+<file path=customXml/itemProps2.xml><?xml version="1.0" encoding="utf-8"?>
 <ds:datastoreItem xmlns:ds="http://schemas.openxmlformats.org/officeDocument/2006/customXml" ds:itemID="{811153D7-0DF7-42CC-A1DC-FCD4C05A8223}">
   <ds:schemaRefs>
     <ds:schemaRef ds:uri="http://schemas.microsoft.com/office/2006/metadata/contentType"/>
@@ -7704,35 +7752,27 @@
 </ds:datastoreItem>
 </file>
 
-<file path=customXml/itemProps2.xml><?xml version="1.0" encoding="utf-8"?>
-<ds:datastoreItem xmlns:ds="http://schemas.openxmlformats.org/officeDocument/2006/customXml" ds:itemID="{C438ADBA-56D5-474C-BF2C-97C24DDF66BD}">
+<file path=customXml/itemProps3.xml><?xml version="1.0" encoding="utf-8"?>
+<ds:datastoreItem xmlns:ds="http://schemas.openxmlformats.org/officeDocument/2006/customXml" ds:itemID="{2585761D-1AE9-4796-83E7-A2FC381967AF}">
   <ds:schemaRefs>
-    <ds:schemaRef ds:uri="http://schemas.openxmlformats.org/officeDocument/2006/bibliography"/>
-  </ds:schemaRefs>
-</ds:datastoreItem>
-</file>
-
-<file path=customXml/itemProps3.xml><?xml version="1.0" encoding="utf-8"?>
-<ds:datastoreItem xmlns:ds="http://schemas.openxmlformats.org/officeDocument/2006/customXml" ds:itemID="{3A085C18-819E-4466-9494-DD461C39C2B0}">
-  <ds:schemaRefs>
-    <ds:schemaRef ds:uri="38b325e6-602c-452a-8617-173bf47082c5"/>
-    <ds:schemaRef ds:uri="http://purl.org/dc/elements/1.1/"/>
-    <ds:schemaRef ds:uri="8cf100d1-0775-4feb-8634-62999c4541bc"/>
-    <ds:schemaRef ds:uri="http://schemas.microsoft.com/office/infopath/2007/PartnerControls"/>
-    <ds:schemaRef ds:uri="http://www.w3.org/XML/1998/namespace"/>
-    <ds:schemaRef ds:uri="http://purl.org/dc/terms/"/>
-    <ds:schemaRef ds:uri="http://schemas.microsoft.com/office/2006/documentManagement/types"/>
-    <ds:schemaRef ds:uri="http://purl.org/dc/dcmitype/"/>
-    <ds:schemaRef ds:uri="http://schemas.openxmlformats.org/package/2006/metadata/core-properties"/>
-    <ds:schemaRef ds:uri="http://schemas.microsoft.com/office/2006/metadata/properties"/>
+    <ds:schemaRef ds:uri="http://schemas.microsoft.com/sharepoint/v3/contenttype/forms"/>
   </ds:schemaRefs>
 </ds:datastoreItem>
 </file>
 
 <file path=customXml/itemProps4.xml><?xml version="1.0" encoding="utf-8"?>
-<ds:datastoreItem xmlns:ds="http://schemas.openxmlformats.org/officeDocument/2006/customXml" ds:itemID="{2585761D-1AE9-4796-83E7-A2FC381967AF}">
+<ds:datastoreItem xmlns:ds="http://schemas.openxmlformats.org/officeDocument/2006/customXml" ds:itemID="{3A085C18-819E-4466-9494-DD461C39C2B0}">
   <ds:schemaRefs>
-    <ds:schemaRef ds:uri="http://schemas.microsoft.com/sharepoint/v3/contenttype/forms"/>
+    <ds:schemaRef ds:uri="http://schemas.microsoft.com/office/2006/metadata/properties"/>
+    <ds:schemaRef ds:uri="8cf100d1-0775-4feb-8634-62999c4541bc"/>
+    <ds:schemaRef ds:uri="http://schemas.microsoft.com/office/2006/documentManagement/types"/>
+    <ds:schemaRef ds:uri="38b325e6-602c-452a-8617-173bf47082c5"/>
+    <ds:schemaRef ds:uri="http://purl.org/dc/dcmitype/"/>
+    <ds:schemaRef ds:uri="http://purl.org/dc/terms/"/>
+    <ds:schemaRef ds:uri="http://www.w3.org/XML/1998/namespace"/>
+    <ds:schemaRef ds:uri="http://schemas.microsoft.com/office/infopath/2007/PartnerControls"/>
+    <ds:schemaRef ds:uri="http://schemas.openxmlformats.org/package/2006/metadata/core-properties"/>
+    <ds:schemaRef ds:uri="http://purl.org/dc/elements/1.1/"/>
   </ds:schemaRefs>
 </ds:datastoreItem>
 </file>